--- a/docs/INSA_Audit_Package_Etel_Delivery_Ride.docx
+++ b/docs/INSA_Audit_Package_Etel_Delivery_Ride.docx
@@ -233,7 +233,7 @@
           </w:tcPr>
           <w:p>
             <w:r>
-              <w:t xml:space="preserve">[TO COMPLETE: attach current license]</w:t>
+              <w:t xml:space="preserve">Attached separately (scanned PDF) - Business License, Sidama National Regional State Trade and Market Development Bureau, Hawassa City. Principal Registration No. SMD/STMB/1/0042554/2018, issued 14/12/2018, in the name of Etel Family Technology and Business Group (Owner: Degimaw Dikaso Aydiko), field of business: Land transport and related services (code 71113).</w:t>
             </w:r>
           </w:p>
         </w:tc>
@@ -255,7 +255,7 @@
           </w:tcPr>
           <w:p>
             <w:r>
-              <w:t xml:space="preserve">[TO COMPLETE: attach TIN certificate]</w:t>
+              <w:t xml:space="preserve">Attached separately (scanned PDF, same certificate as above) - TIN 0073428763.</w:t>
             </w:r>
           </w:p>
         </w:tc>
@@ -12180,7 +12180,7 @@
           </w:tcPr>
           <w:p>
             <w:r>
-              <w:t xml:space="preserve">[TO COMPLETE]</w:t>
+              <w:t xml:space="preserve">+251 924 445 206</w:t>
             </w:r>
           </w:p>
         </w:tc>

--- a/docs/INSA_Audit_Package_Etel_Delivery_Ride.docx
+++ b/docs/INSA_Audit_Package_Etel_Delivery_Ride.docx
@@ -1081,7 +1081,7 @@
           </w:tcPr>
           <w:p>
             <w:r>
-              <w:t xml:space="preserve">[TO COMPLETE: create dedicated test account]</w:t>
+              <w:t xml:space="preserve">Phone 0945485932 / Password Meri1616.</w:t>
             </w:r>
           </w:p>
         </w:tc>
@@ -1113,7 +1113,7 @@
           </w:tcPr>
           <w:p>
             <w:r>
-              <w:t xml:space="preserve">[TO COMPLETE]</w:t>
+              <w:t xml:space="preserve">Phone 0945485932 / Password Meri1616. (same account as Customer App - both apps share one customer identity)</w:t>
             </w:r>
           </w:p>
         </w:tc>
@@ -1125,7 +1125,7 @@
           </w:tcPr>
           <w:p>
             <w:r>
-              <w:t xml:space="preserve">Driver/Courier App</w:t>
+              <w:t xml:space="preserve">Driver App</w:t>
             </w:r>
           </w:p>
         </w:tc>
@@ -1145,7 +1145,7 @@
           </w:tcPr>
           <w:p>
             <w:r>
-              <w:t xml:space="preserve">[TO COMPLETE]</w:t>
+              <w:t xml:space="preserve">Phone 0938847379 / Password Bini7379</w:t>
             </w:r>
           </w:p>
         </w:tc>
@@ -1157,6 +1157,38 @@
           </w:tcPr>
           <w:p>
             <w:r>
+              <w:t xml:space="preserve">Courier App</w:t>
+            </w:r>
+          </w:p>
+        </w:tc>
+        <w:tc>
+          <w:tcPr>
+            <w:tcW w:type="dxa" w:w="4800"/>
+          </w:tcPr>
+          <w:p>
+            <w:r>
+              <w:t xml:space="preserve">ethelmarket.com/delivery/courier/index.html</w:t>
+            </w:r>
+          </w:p>
+        </w:tc>
+        <w:tc>
+          <w:tcPr>
+            <w:tcW w:type="dxa" w:w="3000"/>
+          </w:tcPr>
+          <w:p>
+            <w:r>
+              <w:t xml:space="preserve">Phone 0936533606 / Password Emu1616.</w:t>
+            </w:r>
+          </w:p>
+        </w:tc>
+      </w:tr>
+      <w:tr>
+        <w:tc>
+          <w:tcPr>
+            <w:tcW w:type="dxa" w:w="2200"/>
+          </w:tcPr>
+          <w:p>
+            <w:r>
               <w:t xml:space="preserve">ServiceGiver App</w:t>
             </w:r>
           </w:p>
@@ -1177,7 +1209,7 @@
           </w:tcPr>
           <w:p>
             <w:r>
-              <w:t xml:space="preserve">[TO COMPLETE]</w:t>
+              <w:t xml:space="preserve">Phone 0912461100 / Password Tamu1616.</w:t>
             </w:r>
           </w:p>
         </w:tc>
@@ -1209,7 +1241,7 @@
           </w:tcPr>
           <w:p>
             <w:r>
-              <w:t xml:space="preserve">[TO COMPLETE — separate elevated-privilege account]</w:t>
+              <w:t xml:space="preserve">Phone 0924445206 / Password EtelAnan1616.</w:t>
             </w:r>
           </w:p>
         </w:tc>
@@ -12038,12 +12070,7 @@
         <w:spacing w:after="120"/>
       </w:pPr>
       <w:r>
-        <w:rPr>
-          <w:i/>
-          <w:iCs/>
-          <w:color w:val="AA0000"/>
-        </w:rPr>
-        <w:t xml:space="preserve">[TO COMPLETE: provide one dedicated test account per privilege level (admin, driver, customer, service giver) with credentials that work against the live API, per INSA requirement 5.4.9]</w:t>
+        <w:t xml:space="preserve">Reuses the same accounts listed in Section 4 (Customer/Ride, Driver, Courier, ServiceGiver, Admin). Obtain a bearer token via POST api/boot.php with action=login and the phone/password above, then call any action as Authorization: Bearer &lt;token&gt;.</w:t>
       </w:r>
     </w:p>
     <w:p>

--- a/docs/INSA_Audit_Package_Etel_Delivery_Ride.docx
+++ b/docs/INSA_Audit_Package_Etel_Delivery_Ride.docx
@@ -84,7 +84,7 @@
           <w:sz w:val="18"/>
           <w:szCs w:val="18"/>
         </w:rPr>
-        <w:t xml:space="preserve">Document version: Draft 1 — prepared by Dagi, Founder &amp; Technical Architect</w:t>
+        <w:t xml:space="preserve">Document version: Draft 1 — prepared by Dagmawi Dikasso Aydiko (Dagi), Founder &amp; Technical Architect</w:t>
       </w:r>
     </w:p>
     <w:p>
@@ -12177,7 +12177,7 @@
           </w:tcPr>
           <w:p>
             <w:r>
-              <w:t xml:space="preserve">Dagi</w:t>
+              <w:t xml:space="preserve">Dagmawi Dikasso Aydiko (Dagi)</w:t>
             </w:r>
           </w:p>
         </w:tc>
@@ -12197,7 +12197,7 @@
           </w:tcPr>
           <w:p>
             <w:r>
-              <w:t xml:space="preserve">[TO COMPLETE]</w:t>
+              <w:t xml:space="preserve">dagmawidikasso16@gmail.com</w:t>
             </w:r>
           </w:p>
         </w:tc>

--- a/docs/INSA_Audit_Package_Etel_Delivery_Ride.docx
+++ b/docs/INSA_Audit_Package_Etel_Delivery_Ride.docx
@@ -12076,6 +12076,86 @@
     <w:p>
       <w:r>
         <w:br w:type="page"/>
+      </w:r>
+    </w:p>
+    <w:p>
+      <w:pPr>
+        <w:pStyle w:val="Heading2"/>
+      </w:pPr>
+      <w:r>
+        <w:t>8.8 Re-Audit Update — 2026-09-21</w:t>
+      </w:r>
+    </w:p>
+    <w:p>
+      <w:r>
+        <w:t>A second pass was performed after this package was first prepared, scoped to code added to the Delivery &amp; Ride codebase since the original audit: a new NFC-card service integration (NfcController.php, called server-to-server by EtelID after a courier's NFC card is tapped and the scanning person authenticates on EtelID's own side), a driver compliance-documents feature (insurance / technical inspection / Road Fund document submission and admin review, in RideController.php), and a new admin document library (DocumentsController.php plus two standalone multipart upload/download endpoints). None of these three features existed when Sections 1–8 above were written. Full detail, including every file/line/function cited, lives in docs/INSA_FINDINGS.md, Section 10 of this repository's own working copy; this subsection summarizes the outcome for the audit package.</w:t>
+      </w:r>
+    </w:p>
+    <w:p>
+      <w:pPr>
+        <w:pStyle w:val="Heading3"/>
+      </w:pPr>
+      <w:r>
+        <w:t>Findings</w:t>
+      </w:r>
+    </w:p>
+    <w:p>
+      <w:pPr>
+        <w:pStyle w:val="ListParagraph"/>
+        <w:numPr>
+          <w:ilvl w:val="0"/>
+          <w:numId w:val="1"/>
+        </w:numPr>
+      </w:pPr>
+      <w:r>
+        <w:rPr>
+          <w:b/>
+        </w:rPr>
+        <w:t xml:space="preserve">Clean: </w:t>
+      </w:r>
+      <w:r>
+        <w:t>NfcController.php (5 new actions: nfc_driver_status, nfc_start_ride, nfc_list_courier_orders, nfc_confirm_pickup, nfc_confirm_delivery) — verified clean. Every action is gated by the same shared-service-key mechanism already documented in Section 8.2, with ownership scoping that reuses the same patterns already verified clean elsewhere in this package (the three-tier service-giver ownership check, an exact customer_id match, and the driver-onboarding gate from Section 5.1's remediation).</w:t>
+      </w:r>
+    </w:p>
+    <w:p>
+      <w:pPr>
+        <w:pStyle w:val="ListParagraph"/>
+        <w:numPr>
+          <w:ilvl w:val="0"/>
+          <w:numId w:val="1"/>
+        </w:numPr>
+      </w:pPr>
+      <w:r>
+        <w:rPr>
+          <w:b/>
+        </w:rPr>
+        <w:t xml:space="preserve">Clean: </w:t>
+      </w:r>
+      <w:r>
+        <w:t>Driver compliance-documents feature (7 new actions) — verified clean. Admin actions require role plus capability; driver actions are scoped to the authenticated caller's own user id; the one dynamic SQL column-name spot is constrained both by an application-level whitelist and by a MySQL ENUM column, so it is safe by construction.</w:t>
+      </w:r>
+    </w:p>
+    <w:p>
+      <w:pPr>
+        <w:pStyle w:val="ListParagraph"/>
+        <w:numPr>
+          <w:ilvl w:val="0"/>
+          <w:numId w:val="1"/>
+        </w:numPr>
+      </w:pPr>
+      <w:r>
+        <w:rPr>
+          <w:b/>
+        </w:rPr>
+        <w:t xml:space="preserve">Fixed (Medium/High severity): </w:t>
+      </w:r>
+      <w:r>
+        <w:t>Admin document library (7 actions plus 2 standalone endpoints) — one real finding, fixed. documents_download.php served .html/.htm/.js documents inline by default, and the admin viewer loads that response into an &lt;iframe&gt; via a blob: URL, which inherits the application's own origin. An account holding only the documents.manage capability (not necessarily a full admin) could plant a malicious HTML document that would steal a higher-privileged admin's bearer token (held in localStorage, the same token scheme documented in Section 5.3) the moment they opened it to review — a real privilege-escalation path, not merely self-XSS. Fixed by forcing Content-Disposition: attachment for .html/.htm/.js files regardless of the client-requested disposition, derived from the actual file being streamed (correct for older document versions too). PDFs, Office documents, images, and inert text types are unaffected.</w:t>
+      </w:r>
+    </w:p>
+    <w:p>
+      <w:r>
+        <w:t>Updated endpoint count: approximately 344 distinct actions across the platform (the ~325 counted in Section 8.6, plus the 19 listed above).</w:t>
       </w:r>
     </w:p>
     <w:p>
